--- a/BeyBladeV2.docx
+++ b/BeyBladeV2.docx
@@ -5,24 +5,6 @@
     <w:p>
       <w:r>
         <w:t>Primary Components for Test:</w:t>
-      </w:r>
-    </w:p>
-    <w:p>
-      <w:pPr>
-        <w:pStyle w:val="ListParagraph"/>
-        <w:numPr>
-          <w:ilvl w:val="0"/>
-          <w:numId w:val="3"/>
-        </w:numPr>
-      </w:pPr>
-      <w:r>
-        <w:t>A2212 1400kV BLDC Motor</w:t>
-      </w:r>
-      <w:r>
-        <w:t xml:space="preserve"> 27.5mm Diameter, 30mm Height</w:t>
-      </w:r>
-      <w:r>
-        <w:t xml:space="preserve"> 900BDT</w:t>
       </w:r>
     </w:p>
     <w:p>
@@ -96,10 +78,10 @@
         </w:numPr>
       </w:pPr>
       <w:r>
-        <w:t>BLDC ESC Controller</w:t>
-      </w:r>
-      <w:r>
-        <w:t xml:space="preserve"> 500BDT</w:t>
+        <w:t xml:space="preserve">B3 Compact </w:t>
+      </w:r>
+      <w:r>
+        <w:t>Balance Chargers 550BDT</w:t>
       </w:r>
     </w:p>
     <w:p>
@@ -111,11 +93,24 @@
         </w:numPr>
       </w:pPr>
       <w:r>
-        <w:t xml:space="preserve">B3 Compact </w:t>
-      </w:r>
-      <w:r>
-        <w:t>Balance Chargers 550BDT</w:t>
-      </w:r>
+        <w:t>IR Receiver</w:t>
+      </w:r>
+      <w:r>
+        <w:t xml:space="preserve"> 130BDT</w:t>
+      </w:r>
+    </w:p>
+    <w:p>
+      <w:pPr>
+        <w:pStyle w:val="ListParagraph"/>
+      </w:pPr>
+      <w:hyperlink r:id="rId6" w:history="1">
+        <w:r>
+          <w:rPr>
+            <w:rStyle w:val="Hyperlink"/>
+          </w:rPr>
+          <w:t>https://www.daraz.com.bd/products/5-tsop38238-tsop-38238-ir-3-ir-led-diy-i133070297-s1054528502.html</w:t>
+        </w:r>
+      </w:hyperlink>
     </w:p>
     <w:p>
       <w:pPr>
@@ -126,7 +121,7 @@
         </w:numPr>
       </w:pPr>
       <w:r>
-        <w:t>Buck Converter Module 150BDT</w:t>
+        <w:t>ESP 12E Barebone, now collecting the ESP 8266MOD module to save cost, desolder it. They have the exact same pinout.</w:t>
       </w:r>
     </w:p>
     <w:p>
@@ -138,10 +133,12 @@
         </w:numPr>
       </w:pPr>
       <w:r>
-        <w:t>IR Receiver</w:t>
-      </w:r>
-      <w:r>
-        <w:t xml:space="preserve"> 130BDT</w:t>
+        <w:t>We need JST Connector for charger breakout, find it in an electronics shop.</w:t>
+      </w:r>
+    </w:p>
+    <w:p>
+      <w:r>
+        <w:t>Next Test Plan:</w:t>
       </w:r>
     </w:p>
     <w:p>
@@ -149,16 +146,11 @@
         <w:pStyle w:val="ListParagraph"/>
         <w:numPr>
           <w:ilvl w:val="0"/>
-          <w:numId w:val="3"/>
+          <w:numId w:val="5"/>
         </w:numPr>
       </w:pPr>
       <w:r>
-        <w:t>And More….</w:t>
-      </w:r>
-    </w:p>
-    <w:p>
-      <w:r>
-        <w:t>PCB Schematic Blocks:</w:t>
+        <w:t>Desolder the ESP8266MOD.</w:t>
       </w:r>
     </w:p>
     <w:p>
@@ -166,32 +158,11 @@
         <w:pStyle w:val="ListParagraph"/>
         <w:numPr>
           <w:ilvl w:val="0"/>
-          <w:numId w:val="4"/>
+          <w:numId w:val="5"/>
         </w:numPr>
       </w:pPr>
       <w:r>
-        <w:t>ESP 12E Microcontroller</w:t>
-      </w:r>
-      <w:r>
-        <w:t>:</w:t>
-      </w:r>
-      <w:r>
-        <w:t xml:space="preserve"> Controls Motor speed</w:t>
-      </w:r>
-      <w:r>
-        <w:t xml:space="preserve"> and direction</w:t>
-      </w:r>
-      <w:r>
-        <w:t xml:space="preserve">, </w:t>
-      </w:r>
-      <w:r>
-        <w:t>Monitors and Provides over discharge Protection</w:t>
-      </w:r>
-      <w:r>
-        <w:t>, Servo motor</w:t>
-      </w:r>
-      <w:r>
-        <w:t xml:space="preserve"> control for future, calculation of orientation, wireless communication etc.</w:t>
+        <w:t>Solder good Jumper wires to required pins.</w:t>
       </w:r>
     </w:p>
     <w:p>
@@ -199,23 +170,11 @@
         <w:pStyle w:val="ListParagraph"/>
         <w:numPr>
           <w:ilvl w:val="0"/>
-          <w:numId w:val="4"/>
+          <w:numId w:val="5"/>
         </w:numPr>
       </w:pPr>
       <w:r>
-        <w:t xml:space="preserve">ESC </w:t>
-      </w:r>
-      <w:r>
-        <w:t>Module</w:t>
-      </w:r>
-      <w:r>
-        <w:t xml:space="preserve">: </w:t>
-      </w:r>
-      <w:r>
-        <w:t>Integrating into a single PCB</w:t>
-      </w:r>
-      <w:r>
-        <w:t>.</w:t>
+        <w:t>Lay out the circuit in a breadboard.</w:t>
       </w:r>
     </w:p>
     <w:p>
@@ -223,20 +182,11 @@
         <w:pStyle w:val="ListParagraph"/>
         <w:numPr>
           <w:ilvl w:val="0"/>
-          <w:numId w:val="4"/>
+          <w:numId w:val="5"/>
         </w:numPr>
       </w:pPr>
       <w:r>
-        <w:t xml:space="preserve">Charging: </w:t>
-      </w:r>
-      <w:r>
-        <w:t>JST Tap Breakout</w:t>
-      </w:r>
-      <w:r>
-        <w:t xml:space="preserve"> for charging</w:t>
-      </w:r>
-      <w:r>
-        <w:t>.</w:t>
+        <w:t>Write the program and try to flash it in the esp.</w:t>
       </w:r>
     </w:p>
     <w:p>
@@ -244,20 +194,11 @@
         <w:pStyle w:val="ListParagraph"/>
         <w:numPr>
           <w:ilvl w:val="0"/>
-          <w:numId w:val="4"/>
+          <w:numId w:val="5"/>
         </w:numPr>
       </w:pPr>
       <w:r>
-        <w:t>Voltage regulation</w:t>
-      </w:r>
-      <w:r>
-        <w:t>: Buck converter</w:t>
-      </w:r>
-      <w:r>
-        <w:t xml:space="preserve"> Module</w:t>
-      </w:r>
-      <w:r>
-        <w:t>, not linear converter.</w:t>
+        <w:t>Speed control, IR detection, wifi communication, Battery voltage checking etc.</w:t>
       </w:r>
     </w:p>
     <w:p>
@@ -265,14 +206,11 @@
         <w:pStyle w:val="ListParagraph"/>
         <w:numPr>
           <w:ilvl w:val="0"/>
-          <w:numId w:val="4"/>
+          <w:numId w:val="5"/>
         </w:numPr>
       </w:pPr>
       <w:r>
-        <w:t>IR Receiver</w:t>
-      </w:r>
-      <w:r>
-        <w:t xml:space="preserve"> for Direction Detection.</w:t>
+        <w:t>Make necessary modification to circuit design.</w:t>
       </w:r>
     </w:p>
     <w:p>
@@ -280,14 +218,25 @@
         <w:pStyle w:val="ListParagraph"/>
         <w:numPr>
           <w:ilvl w:val="0"/>
-          <w:numId w:val="4"/>
+          <w:numId w:val="5"/>
         </w:numPr>
       </w:pPr>
       <w:r>
-        <w:t>Soldering Mounts for Batteries.</w:t>
+        <w:t>Order PCBA in JLCPCB with BOM.</w:t>
       </w:r>
     </w:p>
-    <w:p/>
+    <w:p>
+      <w:pPr>
+        <w:pStyle w:val="ListParagraph"/>
+        <w:numPr>
+          <w:ilvl w:val="0"/>
+          <w:numId w:val="5"/>
+        </w:numPr>
+      </w:pPr>
+      <w:r>
+        <w:t>After Receiving, Test Again.</w:t>
+      </w:r>
+    </w:p>
     <w:sectPr>
       <w:pgSz w:w="12240" w:h="15840"/>
       <w:pgMar w:top="1440" w:right="1440" w:bottom="1440" w:left="1440" w:header="720" w:footer="720" w:gutter="0"/>
@@ -505,6 +454,95 @@
     </w:lvl>
   </w:abstractNum>
   <w:abstractNum w:abstractNumId="2" w15:restartNumberingAfterBreak="0">
+    <w:nsid w:val="32483B47"/>
+    <w:multiLevelType w:val="hybridMultilevel"/>
+    <w:tmpl w:val="B9404576"/>
+    <w:lvl w:ilvl="0" w:tplc="0409000F">
+      <w:start w:val="1"/>
+      <w:numFmt w:val="decimal"/>
+      <w:lvlText w:val="%1."/>
+      <w:lvlJc w:val="left"/>
+      <w:pPr>
+        <w:ind w:left="720" w:hanging="360"/>
+      </w:pPr>
+      <w:rPr>
+        <w:rFonts w:hint="default"/>
+      </w:rPr>
+    </w:lvl>
+    <w:lvl w:ilvl="1" w:tplc="04090019" w:tentative="1">
+      <w:start w:val="1"/>
+      <w:numFmt w:val="lowerLetter"/>
+      <w:lvlText w:val="%2."/>
+      <w:lvlJc w:val="left"/>
+      <w:pPr>
+        <w:ind w:left="1440" w:hanging="360"/>
+      </w:pPr>
+    </w:lvl>
+    <w:lvl w:ilvl="2" w:tplc="0409001B" w:tentative="1">
+      <w:start w:val="1"/>
+      <w:numFmt w:val="lowerRoman"/>
+      <w:lvlText w:val="%3."/>
+      <w:lvlJc w:val="right"/>
+      <w:pPr>
+        <w:ind w:left="2160" w:hanging="180"/>
+      </w:pPr>
+    </w:lvl>
+    <w:lvl w:ilvl="3" w:tplc="0409000F" w:tentative="1">
+      <w:start w:val="1"/>
+      <w:numFmt w:val="decimal"/>
+      <w:lvlText w:val="%4."/>
+      <w:lvlJc w:val="left"/>
+      <w:pPr>
+        <w:ind w:left="2880" w:hanging="360"/>
+      </w:pPr>
+    </w:lvl>
+    <w:lvl w:ilvl="4" w:tplc="04090019" w:tentative="1">
+      <w:start w:val="1"/>
+      <w:numFmt w:val="lowerLetter"/>
+      <w:lvlText w:val="%5."/>
+      <w:lvlJc w:val="left"/>
+      <w:pPr>
+        <w:ind w:left="3600" w:hanging="360"/>
+      </w:pPr>
+    </w:lvl>
+    <w:lvl w:ilvl="5" w:tplc="0409001B" w:tentative="1">
+      <w:start w:val="1"/>
+      <w:numFmt w:val="lowerRoman"/>
+      <w:lvlText w:val="%6."/>
+      <w:lvlJc w:val="right"/>
+      <w:pPr>
+        <w:ind w:left="4320" w:hanging="180"/>
+      </w:pPr>
+    </w:lvl>
+    <w:lvl w:ilvl="6" w:tplc="0409000F" w:tentative="1">
+      <w:start w:val="1"/>
+      <w:numFmt w:val="decimal"/>
+      <w:lvlText w:val="%7."/>
+      <w:lvlJc w:val="left"/>
+      <w:pPr>
+        <w:ind w:left="5040" w:hanging="360"/>
+      </w:pPr>
+    </w:lvl>
+    <w:lvl w:ilvl="7" w:tplc="04090019" w:tentative="1">
+      <w:start w:val="1"/>
+      <w:numFmt w:val="lowerLetter"/>
+      <w:lvlText w:val="%8."/>
+      <w:lvlJc w:val="left"/>
+      <w:pPr>
+        <w:ind w:left="5760" w:hanging="360"/>
+      </w:pPr>
+    </w:lvl>
+    <w:lvl w:ilvl="8" w:tplc="0409001B" w:tentative="1">
+      <w:start w:val="1"/>
+      <w:numFmt w:val="lowerRoman"/>
+      <w:lvlText w:val="%9."/>
+      <w:lvlJc w:val="right"/>
+      <w:pPr>
+        <w:ind w:left="6480" w:hanging="180"/>
+      </w:pPr>
+    </w:lvl>
+  </w:abstractNum>
+  <w:abstractNum w:abstractNumId="3" w15:restartNumberingAfterBreak="0">
     <w:nsid w:val="42284DBE"/>
     <w:multiLevelType w:val="hybridMultilevel"/>
     <w:tmpl w:val="0024C8E4"/>
@@ -593,7 +631,7 @@
       </w:pPr>
     </w:lvl>
   </w:abstractNum>
-  <w:abstractNum w:abstractNumId="3" w15:restartNumberingAfterBreak="0">
+  <w:abstractNum w:abstractNumId="4" w15:restartNumberingAfterBreak="0">
     <w:nsid w:val="61B76237"/>
     <w:multiLevelType w:val="hybridMultilevel"/>
     <w:tmpl w:val="204E96DA"/>
@@ -689,10 +727,13 @@
     <w:abstractNumId w:val="0"/>
   </w:num>
   <w:num w:numId="3">
-    <w:abstractNumId w:val="2"/>
+    <w:abstractNumId w:val="3"/>
   </w:num>
   <w:num w:numId="4">
-    <w:abstractNumId w:val="3"/>
+    <w:abstractNumId w:val="4"/>
+  </w:num>
+  <w:num w:numId="5">
+    <w:abstractNumId w:val="2"/>
   </w:num>
 </w:numbering>
 </file>
